--- a/docs/Fiche_Eleve_MECA_AUTO.docx
+++ b/docs/Fiche_Eleve_MECA_AUTO.docx
@@ -408,7 +408,7 @@
                 <w:b w:val="0"/>
                 <w:sz w:val="19"/>
               </w:rPr>
-              <w:t>Les OR sur lesquels je travaille (les coordonnées du client sont masquées)</w:t>
+              <w:t>Les OR dont je suis responsable ou sur lesquels je travaille (client masqué)</w:t>
             </w:r>
           </w:p>
         </w:tc>
